--- a/case-files/bernecky/filing-pdfs/Memorandum-of-Law.docx
+++ b/case-files/bernecky/filing-pdfs/Memorandum-of-Law.docx
@@ -4,9 +4,6 @@
   <w:body>
     <w:p>
       <w:pPr>
-        <w:pBdr>
-          <w:bottom w:val="single" w:sz="4" w:space="4" w:color="000000"/>
-        </w:pBdr>
         <w:spacing w:after="80"/>
         <w:jc w:val="center"/>
         <w:rPr>
@@ -28,9 +25,6 @@
     </w:p>
     <w:p>
       <w:pPr>
-        <w:pBdr>
-          <w:bottom w:val="single" w:sz="4" w:space="4" w:color="000000"/>
-        </w:pBdr>
         <w:spacing w:after="80"/>
         <w:jc w:val="center"/>
         <w:rPr>
@@ -52,9 +46,6 @@
     </w:p>
     <w:p>
       <w:pPr>
-        <w:pBdr>
-          <w:bottom w:val="single" w:sz="4" w:space="4" w:color="000000"/>
-        </w:pBdr>
         <w:spacing w:after="80"/>
         <w:jc w:val="center"/>
         <w:rPr>
@@ -67,9 +58,6 @@
     </w:p>
     <w:p>
       <w:pPr>
-        <w:pBdr>
-          <w:bottom w:val="single" w:sz="4" w:space="4" w:color="000000"/>
-        </w:pBdr>
         <w:spacing w:after="80"/>
         <w:rPr>
           <w:sz w:val="24"/>
@@ -313,7 +301,7 @@
                 <w:sz w:val="24"/>
                 <w:szCs w:val="24"/>
               </w:rPr>
-              <w:t xml:space="preserve">RESPONDENT’S MEMORANDUM OF</w:t>
+              <w:t xml:space="preserve">MEMORANDUM OF LAW</w:t>
             </w:r>
           </w:p>
         </w:tc>
@@ -353,7 +341,7 @@
                 <w:sz w:val="24"/>
                 <w:szCs w:val="24"/>
               </w:rPr>
-              <w:t xml:space="preserve">LAW IN SUPPORT OF HIS MOTION FOR</w:t>
+              <w:t xml:space="preserve">IN SUPPORT OF A LEVEL TWO</w:t>
             </w:r>
           </w:p>
         </w:tc>
@@ -386,7 +374,7 @@
                 <w:sz w:val="24"/>
                 <w:szCs w:val="24"/>
               </w:rPr>
-              <w:t xml:space="preserve">DOWNWARD DEPARTURE</w:t>
+              <w:t xml:space="preserve">RISK CLASSIFICATION</w:t>
             </w:r>
           </w:p>
         </w:tc>
@@ -435,9 +423,6 @@
     </w:p>
     <w:p>
       <w:pPr>
-        <w:pBdr>
-          <w:bottom w:val="single" w:sz="4" w:space="4" w:color="000000"/>
-        </w:pBdr>
         <w:spacing w:before="120" w:after="0" w:line="240" w:lineRule="auto"/>
         <w:rPr>
           <w:sz w:val="24"/>
@@ -753,7 +738,7 @@
           <w:sz w:val="24"/>
           <w:szCs w:val="24"/>
         </w:rPr>
-        <w:t xml:space="preserve"> Neither sentence appears, in any form, in the government's Supplemental Sentencing Statement (Ex. A) or in any other federal filing available to Respondent; the only source anywhere in this record for either sentence is the Board's own paraphrase of what it understood a probation officer's report to say the interview contained — not a transcript, not a recording, not the interview itself. What Mr. Bernecky actually said in that 2010 interview cannot be determined from this record; only the interview recording or transcript, which the government has never produced here, could resolve it. Point I develops, as an independent and affirmative reason to credit that dispute, why the government's own charging decisions in both of Mr. Bernecky's federal cases are difficult to reconcile with this statement having been made as described.</w:t>
+        <w:t xml:space="preserve"> Neither sentence appears, in any form, in the government's Supplemental Sentencing Statement (Ex. A) or in any other federal filing available to Respondent; the only source anywhere in this record for either sentence is the Board's own paraphrase of what it understood a probation officer's report to say the interview contained — not a transcript, not a recording, not the interview itself. What Mr. Bernecky actually said in that 2010 interview cannot be determined from this record; only the interview recording or transcript, which the government has never produced here, could resolve it. Argument A develops, as an independent and affirmative reason to credit that dispute, why the government's own charging decisions in both of Mr. Bernecky's federal cases are difficult to reconcile with this statement having been made as described.</w:t>
       </w:r>
     </w:p>
     <w:p>
@@ -796,7 +781,7 @@
         </w:rPr>
         <w:t xml:space="preserve">During a 2017 polygraph-linked disclosure, per the Case Summary, Mr. Bernecky described what the document itself terms "sexual contact" with two individuals — a 9-year-old boy in 2005, when Mr. Bernecky was sixteen, and a 12-year-old boy in 2007, when he was eighteen. The conduct the Case Summary actually describes is narrower than the label it gives that conduct: on a day-camp bus, the 9-year-old "tried to sit on his lap," and at an after-school program, the 12-year-old "sat down on his back" — ordinary, child-initiated contact during ordinary camp and after-school activity, which the Case </w:t>
         <w:lastRenderedPageBreak/>
-        <w:t xml:space="preserve">Summary does not describe Mr. Bernecky as having done, arranged, or sought out. A child climbing onto an adult's lap or back during ordinary horseplay is not "sexual contact" in any sense that term ordinarily carries; the label belongs to the Case Summary, not to the conduct it describes. Neither incident resulted in any charge, arrest, or contemporaneous allegation of wrongdoing at the time. Both were disclosed by Mr. Bernecky himself, years later, to his own treatment providers, as part of his own treatment engagement — not detected, not reported by any parent, employer, or child. The RAI itself does not score either one: Factors 2, 3, and 7 are all zero. Point I separately addresses why this specific disclosure — made in the course of Mr. Bernecky's own sex-offender treatment and reaching this record through a privileged clinical file the Board has no lawful way to obtain or verify — sits at a link in the record's chain of custody the Board cannot independently check.</w:t>
+        <w:t xml:space="preserve">Summary does not describe Mr. Bernecky as having done, arranged, or sought out. A child climbing onto an adult's lap or back during ordinary horseplay is not "sexual contact" in any sense that term ordinarily carries; the label belongs to the Case Summary, not to the conduct it describes. Neither incident resulted in any charge, arrest, or contemporaneous allegation of wrongdoing at the time. Both were disclosed by Mr. Bernecky himself, years later, to his own treatment providers, as part of his own treatment engagement — not detected, not reported by any parent, employer, or child. The RAI itself does not score either one: Factors 2, 3, and 7 are all zero. Argument A separately addresses why this specific disclosure — made in the course of Mr. Bernecky's own sex-offender treatment and reaching this record through a privileged clinical file the Board has no lawful way to obtain or verify — sits at a link in the record's chain of custody the Board cannot independently check.</w:t>
       </w:r>
     </w:p>
     <w:p>
@@ -854,9 +839,9 @@
           <w:sz w:val="24"/>
           <w:szCs w:val="24"/>
         </w:rPr>
-        <w:t xml:space="preserve">The government's 2012 filing also states that Mr. Bernecky, as a 17-year-old YMCA employee, "kids... would climb on him at the pool and he would get sexually aroused because they would rub on him." Ex. A at 3. That sentence is not a quotation of Mr. Bernecky's own words — it appears without quotation marks, and the government's own filing sources it to "PSR at 70," the identical presentence report Point I already argues cannot be trusted as a source of fact in this proceeding. The government's filing is not an independent witness to what Mr. Bernecky said; it is a second paraphrase of that same document — one layer removed from the Case Summary's own paraphrase, not a firmer or independently verified source than it. Mr. Bernecky's own defense sentencing memorandum in the same case (Ex. E), filed by his own counsel the same month, addresses his background, his own disclosed history of childhood sexual abuse, and his treatment record in detail across eleven pages — and says nothing about this topic anywhere in it. That silence resolves nothing on its own, but it belongs before this Court rather than left unmentioned. </w:t>
+        <w:t xml:space="preserve">The government's 2012 filing also states that Mr. Bernecky, as a 17-year-old YMCA employee, "kids... would climb on him at the pool and he would get sexually aroused because they would rub on him." Ex. A at 3. That sentence is not a quotation of Mr. Bernecky's own words — it appears without quotation marks, and the government's own filing sources it to "PSR at 70," the identical presentence report Argument A already argues cannot be trusted as a source of fact in this proceeding. The government's filing is not an independent witness to what Mr. Bernecky said; it is a second paraphrase of that same document — one layer removed from the Case Summary's own paraphrase, not a firmer or independently verified source than it. Mr. Bernecky's own defense sentencing memorandum in the same case (Ex. E), filed by his own counsel the same month, addresses his background, his own disclosed history of childhood sexual abuse, and his treatment record in detail across eleven pages — and says nothing about this topic anywhere in it. That silence resolves nothing on its own, but it belongs before this Court rather than left unmentioned. </w:t>
         <w:lastRenderedPageBreak/>
-        <w:t xml:space="preserve">Even accepting the account exactly as the government's filing describes it, no comparable incident, statement, or allegation of any kind appears anywhere in this record from any point after 2007 — nineteen years, spanning both of Mr. Bernecky's convictions and his current supervision. Section 168-l(6) asks whether Mr. Bernecky presents a threat to public safety now, not whether something like this occurred once, nearly two decades ago, and was never repeated. See Point II.B, infra. This account also does not obviously reconcile with the Case Summary's later, more specific 2017 account — two named individuals, two dated incidents, a camp bus and an after-school program, no pool. No document available to Respondent resolves whether the two accounts describe the same conduct, recalled with different specificity years apart, or something else. Respondent does not ask this Court to resolve that question in his favor. He asks the Court to notice that the question exists, against a Case Summary that presents its own account with no such uncertainty at all.</w:t>
+        <w:t xml:space="preserve">Even accepting the account exactly as the government's filing describes it, no comparable incident, statement, or allegation of any kind appears anywhere in this record from any point after 2007 — nineteen years, spanning both of Mr. Bernecky's convictions and his current supervision. Section 168-l(6) asks whether Mr. Bernecky presents a threat to public safety now, not whether something like this occurred once, nearly two decades ago, and was never repeated. See Argument B.2, infra. This account also does not obviously reconcile with the Case Summary's later, more specific 2017 account — two named individuals, two dated incidents, a camp bus and an after-school program, no pool. No document available to Respondent resolves whether the two accounts describe the same conduct, recalled with different specificity years apart, or something else. Respondent does not ask this Court to resolve that question in his favor. He asks the Court to notice that the question exists, against a Case Summary that presents its own account with no such uncertainty at all.</w:t>
       </w:r>
     </w:p>
     <w:p>
@@ -2205,7 +2190,7 @@
           <w:sz w:val="24"/>
           <w:szCs w:val="24"/>
         </w:rPr>
-        <w:t>This record also contains one assertion that must be met directly, not left for the Board to press on reply: the Case Summary's account that, in 2010, Mr. Bernecky told agents that without child pornography to view, he "might be tempted" to seek contact with a child. Mr. Bernecky disputes that he said this, for the reasons Point I develops in full — the government's own charging decisions, in both of his federal cases, are difficult to reconcile with an admission that would have supported a fifteen-to-twenty-five-year mandatory minimum production charge the government never brought. The Case Summary is not evidence the statement was made; it is the Board's own paraphrase of a document Respondent has never been permitted to see. Even assuming, solely for the sake of argument, that this record fairly reflects something said sixteen years ago by a 23-year-old who had not yet completed a single day of sex-offender treatment, Respondent has answered it since: seven years of sustained treatment specifically addressing his own arousal to children and "the risks associated to the possibility of reoffending," a 2017 polygraph examination showing no deception, and a treating counselor's own contemporaneous judgment that he had "took accountability for his actions and showed insight" into exactly that concern. Nothing in this record establishes that Mr. Bernecky presents no risk of viewing child pornography again. What it does establish is narrower, and different: no present or future risk that he will physically harm a child. To whatever extent this Court is not satisfied by either answer — the dispute over whether the statement was ever made, or the years of treatment that followed it — Respondent has a further, direct answer, addressed next.</w:t>
+        <w:t>This record also contains one assertion that must be met directly, not left for the Board to press on reply: the Case Summary's account that, in 2010, Mr. Bernecky told agents that without child pornography to view, he "might be tempted" to seek contact with a child. Mr. Bernecky disputes that he said this, for the reasons Argument A develops in full — the government's own charging decisions, in both of his federal cases, are difficult to reconcile with an admission that would have supported a fifteen-to-twenty-five-year mandatory minimum production charge the government never brought. The Case Summary is not evidence the statement was made; it is the Board's own paraphrase of a document Respondent has never been permitted to see. Even assuming, solely for the sake of argument, that this record fairly reflects something said sixteen years ago by a 23-year-old who had not yet completed a single day of sex-offender treatment, Respondent has answered it since: seven years of sustained treatment specifically addressing his own arousal to children and "the risks associated to the possibility of reoffending," a 2017 polygraph examination showing no deception, and a treating counselor's own contemporaneous judgment that he had "took accountability for his actions and showed insight" into exactly that concern. Nothing in this record establishes that Mr. Bernecky presents no risk of viewing child pornography again. What it does establish is narrower, and different: no present or future risk that he will physically harm a child. To whatever extent this Court is not satisfied by either answer — the dispute over whether the statement was ever made, or the years of treatment that followed it — Respondent has a further, direct answer, addressed next.</w:t>
       </w:r>
     </w:p>
     <w:p>
@@ -2305,7 +2290,7 @@
           <w:sz w:val="24"/>
           <w:szCs w:val="24"/>
         </w:rPr>
-        <w:t>The conduct-specific conclusion Point II.A draws — that Override 1 supplies only the recidivism element on this particular record, see Point II.A, supra — is not the last word on Mr. Bernecky either. A Level Two classification today is not a permanent judgment that Mr. Bernecky will never present a threat to public safety. Correction Law § 168-o(3) gives the District Attorney a direct, statutory mechanism to seek an upward modification later, on real evidence: where an offender "has been convicted of a new crime" or has been found, after a proceeding under CPL § 410.70 or Executive Law § 259-i, to have "violated one or more conditions" of supervision, and where "the conduct underlying the new crime or the violation is of a nature that indicates an increased risk of a repeat sex offense," the District Attorney may petition to modify the level of notification upward — proved, again, by clear and convincing evidence. Correction Law § 168-o(3). That mechanism is not remote or theoretical for Mr. Bernecky. He is currently under close federal supervision — the same computer monitoring, the same probation oversight, the same mandated treatment already described above — and will remain under it for at least ten years from his release date. Any violation of that supervision would itself immediately supply § 168-o(3)'s predicate, and the same intensive supervision structure that supports a finding today that Mr. Bernecky is not a threat to public safety is precisely the mechanism that would surface any future violation and hand the State a clean, statutorily-authorized path to seek Level Three later, if it ever needs to. The safety valve here is not hypothetical. It is wired directly into the same supervision already keeping Mr. Bernecky monitored. This Court need not, and should not, treat today's classification as its only opportunity to protect the public. The statute the Legislature wrote does not treat it that way either.</w:t>
+        <w:t>The conduct-specific conclusion Argument B.1 draws — that Override 1 supplies only the recidivism element on this particular record, see Argument B.1, supra — is not the last word on Mr. Bernecky either. A Level Two classification today is not a permanent judgment that Mr. Bernecky will never present a threat to public safety. Correction Law § 168-o(3) gives the District Attorney a direct, statutory mechanism to seek an upward modification later, on real evidence: where an offender "has been convicted of a new crime" or has been found, after a proceeding under CPL § 410.70 or Executive Law § 259-i, to have "violated one or more conditions" of supervision, and where "the conduct underlying the new crime or the violation is of a nature that indicates an increased risk of a repeat sex offense," the District Attorney may petition to modify the level of notification upward — proved, again, by clear and convincing evidence. Correction Law § 168-o(3). That mechanism is not remote or theoretical for Mr. Bernecky. He is currently under close federal supervision — the same computer monitoring, the same probation oversight, the same mandated treatment already described above — and will remain under it for at least ten years from his release date. Any violation of that supervision would itself immediately supply § 168-o(3)'s predicate, and the same intensive supervision structure that supports a finding today that Mr. Bernecky is not a threat to public safety is precisely the mechanism that would surface any future violation and hand the State a clean, statutorily-authorized path to seek Level Three later, if it ever needs to. The safety valve here is not hypothetical. It is wired directly into the same supervision already keeping Mr. Bernecky monitored. This Court need not, and should not, treat today's classification as its only opportunity to protect the public. The statute the Legislature wrote does not treat it that way either.</w:t>
       </w:r>
     </w:p>
     <w:p>
